--- a/material/plan_de_clase.docx
+++ b/material/plan_de_clase.docx
@@ -266,51 +266,7 @@
               <w:t xml:space="preserve">Presentación, </w:t>
             </w:r>
             <w:r>
-              <w:t xml:space="preserve">Giotto </w:t>
-            </w:r>
-            <w:proofErr w:type="spellStart"/>
-            <w:r>
-              <w:t>como</w:t>
-            </w:r>
-            <w:proofErr w:type="spellEnd"/>
-            <w:r>
-              <w:t xml:space="preserve"> software</w:t>
-            </w:r>
-            <w:r>
-              <w:t xml:space="preserve"> </w:t>
-            </w:r>
-            <w:r>
-              <w:t>para</w:t>
-            </w:r>
-            <w:r>
-              <w:t xml:space="preserve"> </w:t>
-            </w:r>
-            <w:proofErr w:type="spellStart"/>
-            <w:r>
-              <w:t>lectura</w:t>
-            </w:r>
-            <w:proofErr w:type="spellEnd"/>
-            <w:r>
-              <w:t xml:space="preserve"> </w:t>
-            </w:r>
-            <w:r>
-              <w:t xml:space="preserve">y </w:t>
-            </w:r>
-            <w:proofErr w:type="spellStart"/>
-            <w:r>
-              <w:t>análisis</w:t>
-            </w:r>
-            <w:proofErr w:type="spellEnd"/>
-            <w:r>
-              <w:t xml:space="preserve"> de </w:t>
-            </w:r>
-            <w:proofErr w:type="spellStart"/>
-            <w:r>
-              <w:t>Visium</w:t>
-            </w:r>
-            <w:proofErr w:type="spellEnd"/>
-            <w:r>
-              <w:t>.</w:t>
+              <w:t>Giotto.</w:t>
             </w:r>
           </w:p>
         </w:tc>
@@ -526,44 +482,6 @@
             </w:r>
             <w:proofErr w:type="spellEnd"/>
             <w:r>
-              <w:t xml:space="preserve"> </w:t>
-            </w:r>
-            <w:proofErr w:type="spellStart"/>
-            <w:r>
-              <w:t>como</w:t>
-            </w:r>
-            <w:proofErr w:type="spellEnd"/>
-            <w:r>
-              <w:t xml:space="preserve"> </w:t>
-            </w:r>
-            <w:proofErr w:type="spellStart"/>
-            <w:r>
-              <w:t>herramienta</w:t>
-            </w:r>
-            <w:proofErr w:type="spellEnd"/>
-            <w:r>
-              <w:t xml:space="preserve"> </w:t>
-            </w:r>
-            <w:r>
-              <w:t>de</w:t>
-            </w:r>
-            <w:r>
-              <w:t xml:space="preserve"> </w:t>
-            </w:r>
-            <w:proofErr w:type="spellStart"/>
-            <w:r>
-              <w:t>anotación</w:t>
-            </w:r>
-            <w:proofErr w:type="spellEnd"/>
-            <w:r>
-              <w:t xml:space="preserve"> </w:t>
-            </w:r>
-            <w:proofErr w:type="spellStart"/>
-            <w:r>
-              <w:t>celular</w:t>
-            </w:r>
-            <w:proofErr w:type="spellEnd"/>
-            <w:r>
               <w:t>.</w:t>
             </w:r>
           </w:p>
@@ -752,11 +670,11 @@
             </w:r>
             <w:proofErr w:type="spellEnd"/>
             <w:r>
-              <w:t xml:space="preserve"> </w:t>
-            </w:r>
-            <w:proofErr w:type="spellStart"/>
-            <w:r>
-              <w:t>un proyecto</w:t>
+              <w:t xml:space="preserve"> un </w:t>
+            </w:r>
+            <w:proofErr w:type="spellStart"/>
+            <w:r>
+              <w:t>proyecto</w:t>
             </w:r>
             <w:proofErr w:type="spellEnd"/>
             <w:r>
@@ -897,7 +815,21 @@
             </w:r>
             <w:proofErr w:type="spellEnd"/>
             <w:r>
-              <w:t xml:space="preserve"> modulo.</w:t>
+              <w:t xml:space="preserve"> </w:t>
+            </w:r>
+            <w:proofErr w:type="spellStart"/>
+            <w:r>
+              <w:t>m</w:t>
+            </w:r>
+            <w:r>
+              <w:t>ó</w:t>
+            </w:r>
+            <w:r>
+              <w:t>dulo</w:t>
+            </w:r>
+            <w:proofErr w:type="spellEnd"/>
+            <w:r>
+              <w:t>.</w:t>
             </w:r>
           </w:p>
         </w:tc>
@@ -914,6 +846,408 @@
       </w:tr>
     </w:tbl>
     <w:p/>
+    <w:p>
+      <w:pPr>
+        <w:rPr>
+          <w:b/>
+          <w:bCs/>
+        </w:rPr>
+      </w:pPr>
+      <w:proofErr w:type="spellStart"/>
+      <w:r>
+        <w:rPr>
+          <w:b/>
+          <w:bCs/>
+        </w:rPr>
+        <w:t>Evaluación</w:t>
+      </w:r>
+      <w:proofErr w:type="spellEnd"/>
+    </w:p>
+    <w:p>
+      <w:r>
+        <w:t xml:space="preserve">Por </w:t>
+      </w:r>
+      <w:proofErr w:type="spellStart"/>
+      <w:r>
+        <w:t>equipo</w:t>
+      </w:r>
+      <w:proofErr w:type="spellEnd"/>
+      <w:r>
+        <w:t xml:space="preserve"> (</w:t>
+      </w:r>
+      <w:proofErr w:type="spellStart"/>
+      <w:r>
+        <w:t>aprox</w:t>
+      </w:r>
+      <w:proofErr w:type="spellEnd"/>
+      <w:r>
+        <w:t xml:space="preserve">. 3 </w:t>
+      </w:r>
+      <w:proofErr w:type="spellStart"/>
+      <w:r>
+        <w:t>integrantes</w:t>
+      </w:r>
+      <w:proofErr w:type="spellEnd"/>
+      <w:r>
+        <w:t xml:space="preserve">), </w:t>
+      </w:r>
+      <w:proofErr w:type="spellStart"/>
+      <w:r>
+        <w:t>analizar</w:t>
+      </w:r>
+      <w:proofErr w:type="spellEnd"/>
+      <w:r>
+        <w:t xml:space="preserve"> un dataset (se </w:t>
+      </w:r>
+      <w:proofErr w:type="spellStart"/>
+      <w:r>
+        <w:t>recomienda</w:t>
+      </w:r>
+      <w:proofErr w:type="spellEnd"/>
+      <w:r>
+        <w:t xml:space="preserve"> usar </w:t>
+      </w:r>
+      <w:proofErr w:type="spellStart"/>
+      <w:r>
+        <w:t>Visium</w:t>
+      </w:r>
+      <w:proofErr w:type="spellEnd"/>
+      <w:r>
+        <w:t xml:space="preserve">) de la </w:t>
+      </w:r>
+      <w:proofErr w:type="spellStart"/>
+      <w:r>
+        <w:t>página</w:t>
+      </w:r>
+      <w:proofErr w:type="spellEnd"/>
+      <w:r>
+        <w:t xml:space="preserve"> de [10x </w:t>
+      </w:r>
+      <w:proofErr w:type="gramStart"/>
+      <w:r>
+        <w:t>Genomics](</w:t>
+      </w:r>
+      <w:proofErr w:type="gramEnd"/>
+      <w:r>
+        <w:t xml:space="preserve">https://www.10xgenomics.com/datasets?sort=publishedAt+DESC) </w:t>
+      </w:r>
+    </w:p>
+    <w:p>
+      <w:pPr>
+        <w:pStyle w:val="ListParagraph"/>
+        <w:numPr>
+          <w:ilvl w:val="0"/>
+          <w:numId w:val="2"/>
+        </w:numPr>
+      </w:pPr>
+      <w:proofErr w:type="spellStart"/>
+      <w:r>
+        <w:t>Qué</w:t>
+      </w:r>
+      <w:proofErr w:type="spellEnd"/>
+      <w:r>
+        <w:t xml:space="preserve"> se </w:t>
+      </w:r>
+      <w:proofErr w:type="spellStart"/>
+      <w:r>
+        <w:t>entrega</w:t>
+      </w:r>
+      <w:proofErr w:type="spellEnd"/>
+      <w:r>
+        <w:t xml:space="preserve">: </w:t>
+      </w:r>
+      <w:proofErr w:type="spellStart"/>
+      <w:proofErr w:type="gramStart"/>
+      <w:r>
+        <w:t>Reporte</w:t>
+      </w:r>
+      <w:proofErr w:type="spellEnd"/>
+      <w:r>
+        <w:t xml:space="preserve"> .R</w:t>
+      </w:r>
+      <w:proofErr w:type="gramEnd"/>
+      <w:r>
+        <w:t xml:space="preserve"> </w:t>
+      </w:r>
+      <w:proofErr w:type="gramStart"/>
+      <w:r>
+        <w:t>o .</w:t>
+      </w:r>
+      <w:proofErr w:type="spellStart"/>
+      <w:r>
+        <w:t>Rmd</w:t>
+      </w:r>
+      <w:proofErr w:type="spellEnd"/>
+      <w:proofErr w:type="gramEnd"/>
+    </w:p>
+    <w:p>
+      <w:pPr>
+        <w:pStyle w:val="ListParagraph"/>
+        <w:numPr>
+          <w:ilvl w:val="0"/>
+          <w:numId w:val="2"/>
+        </w:numPr>
+      </w:pPr>
+      <w:proofErr w:type="spellStart"/>
+      <w:r>
+        <w:t>Qué</w:t>
+      </w:r>
+      <w:proofErr w:type="spellEnd"/>
+      <w:r>
+        <w:t xml:space="preserve"> se </w:t>
+      </w:r>
+      <w:proofErr w:type="spellStart"/>
+      <w:r>
+        <w:t>eval</w:t>
+      </w:r>
+      <w:r>
+        <w:t>ú</w:t>
+      </w:r>
+      <w:r>
+        <w:t>a</w:t>
+      </w:r>
+      <w:proofErr w:type="spellEnd"/>
+      <w:r>
+        <w:t xml:space="preserve">? </w:t>
+      </w:r>
+    </w:p>
+    <w:p/>
+    <w:p>
+      <w:pPr>
+        <w:pStyle w:val="ListParagraph"/>
+        <w:numPr>
+          <w:ilvl w:val="1"/>
+          <w:numId w:val="2"/>
+        </w:numPr>
+      </w:pPr>
+      <w:r>
+        <w:t xml:space="preserve">1. </w:t>
+      </w:r>
+      <w:proofErr w:type="spellStart"/>
+      <w:r>
+        <w:t>Reporte</w:t>
+      </w:r>
+      <w:proofErr w:type="spellEnd"/>
+      <w:r>
+        <w:t xml:space="preserve">: </w:t>
+      </w:r>
+    </w:p>
+    <w:p>
+      <w:pPr>
+        <w:pStyle w:val="ListParagraph"/>
+        <w:numPr>
+          <w:ilvl w:val="2"/>
+          <w:numId w:val="2"/>
+        </w:numPr>
+      </w:pPr>
+      <w:proofErr w:type="spellStart"/>
+      <w:r>
+        <w:t>Que</w:t>
+      </w:r>
+      <w:proofErr w:type="spellEnd"/>
+      <w:r>
+        <w:t xml:space="preserve"> </w:t>
+      </w:r>
+      <w:proofErr w:type="spellStart"/>
+      <w:r>
+        <w:t>corra</w:t>
+      </w:r>
+      <w:proofErr w:type="spellEnd"/>
+      <w:r>
+        <w:t xml:space="preserve"> sin error (</w:t>
+      </w:r>
+      <w:proofErr w:type="spellStart"/>
+      <w:r>
+        <w:t>poner</w:t>
+      </w:r>
+      <w:proofErr w:type="spellEnd"/>
+      <w:r>
+        <w:t xml:space="preserve"> </w:t>
+      </w:r>
+      <w:proofErr w:type="spellStart"/>
+      <w:r>
+        <w:t>atención</w:t>
+      </w:r>
+      <w:proofErr w:type="spellEnd"/>
+      <w:r>
+        <w:t xml:space="preserve"> </w:t>
+      </w:r>
+      <w:proofErr w:type="spellStart"/>
+      <w:r>
+        <w:t>en</w:t>
+      </w:r>
+      <w:proofErr w:type="spellEnd"/>
+      <w:r>
+        <w:t xml:space="preserve"> </w:t>
+      </w:r>
+      <w:proofErr w:type="spellStart"/>
+      <w:r>
+        <w:t>instruciones</w:t>
+      </w:r>
+      <w:proofErr w:type="spellEnd"/>
+      <w:r>
+        <w:t xml:space="preserve"> o </w:t>
+      </w:r>
+      <w:proofErr w:type="spellStart"/>
+      <w:r>
+        <w:t>ligas</w:t>
+      </w:r>
+      <w:proofErr w:type="spellEnd"/>
+      <w:r>
+        <w:t xml:space="preserve">). </w:t>
+      </w:r>
+    </w:p>
+    <w:p>
+      <w:pPr>
+        <w:pStyle w:val="ListParagraph"/>
+        <w:numPr>
+          <w:ilvl w:val="2"/>
+          <w:numId w:val="2"/>
+        </w:numPr>
+      </w:pPr>
+      <w:r>
+        <w:t xml:space="preserve"> </w:t>
+      </w:r>
+      <w:proofErr w:type="spellStart"/>
+      <w:r>
+        <w:t>Reporte</w:t>
+      </w:r>
+      <w:proofErr w:type="spellEnd"/>
+      <w:r>
+        <w:t xml:space="preserve"> de las </w:t>
+      </w:r>
+      <w:r>
+        <w:t>conclusions</w:t>
+      </w:r>
+    </w:p>
+    <w:p>
+      <w:pPr>
+        <w:pStyle w:val="ListParagraph"/>
+        <w:numPr>
+          <w:ilvl w:val="1"/>
+          <w:numId w:val="2"/>
+        </w:numPr>
+      </w:pPr>
+      <w:r>
+        <w:t>2. Presentación</w:t>
+      </w:r>
+    </w:p>
+    <w:p>
+      <w:pPr>
+        <w:pStyle w:val="ListParagraph"/>
+        <w:numPr>
+          <w:ilvl w:val="2"/>
+          <w:numId w:val="2"/>
+        </w:numPr>
+      </w:pPr>
+      <w:proofErr w:type="spellStart"/>
+      <w:r>
+        <w:t>Discusión</w:t>
+      </w:r>
+      <w:proofErr w:type="spellEnd"/>
+      <w:r>
+        <w:t xml:space="preserve"> de </w:t>
+      </w:r>
+      <w:proofErr w:type="spellStart"/>
+      <w:r>
+        <w:t>los</w:t>
+      </w:r>
+      <w:proofErr w:type="spellEnd"/>
+      <w:r>
+        <w:t xml:space="preserve"> </w:t>
+      </w:r>
+      <w:proofErr w:type="spellStart"/>
+      <w:r>
+        <w:t>análisis</w:t>
+      </w:r>
+      <w:proofErr w:type="spellEnd"/>
+      <w:r>
+        <w:t xml:space="preserve"> y </w:t>
+      </w:r>
+      <w:proofErr w:type="spellStart"/>
+      <w:r>
+        <w:t>resultados.</w:t>
+      </w:r>
+    </w:p>
+    <w:p>
+      <w:pPr>
+        <w:pStyle w:val="ListParagraph"/>
+        <w:numPr>
+          <w:ilvl w:val="2"/>
+          <w:numId w:val="2"/>
+        </w:numPr>
+      </w:pPr>
+      <w:r>
+        <w:t>Participació</w:t>
+      </w:r>
+      <w:proofErr w:type="spellEnd"/>
+      <w:r>
+        <w:t xml:space="preserve">n oral de </w:t>
+      </w:r>
+      <w:proofErr w:type="spellStart"/>
+      <w:r>
+        <w:t>los</w:t>
+      </w:r>
+      <w:proofErr w:type="spellEnd"/>
+      <w:r>
+        <w:t xml:space="preserve"> </w:t>
+      </w:r>
+      <w:proofErr w:type="spellStart"/>
+      <w:r>
+        <w:t>participantes</w:t>
+      </w:r>
+      <w:proofErr w:type="spellEnd"/>
+      <w:r>
+        <w:t>.</w:t>
+      </w:r>
+    </w:p>
+    <w:p>
+      <w:pPr>
+        <w:pStyle w:val="ListParagraph"/>
+        <w:numPr>
+          <w:ilvl w:val="0"/>
+          <w:numId w:val="2"/>
+        </w:numPr>
+      </w:pPr>
+      <w:proofErr w:type="spellStart"/>
+      <w:r>
+        <w:t>Cómo</w:t>
+      </w:r>
+      <w:proofErr w:type="spellEnd"/>
+      <w:r>
+        <w:t xml:space="preserve"> se </w:t>
+      </w:r>
+      <w:proofErr w:type="spellStart"/>
+      <w:r>
+        <w:t>califica</w:t>
+      </w:r>
+      <w:proofErr w:type="spellEnd"/>
+      <w:r>
+        <w:t>?</w:t>
+      </w:r>
+      <w:r>
+        <w:t xml:space="preserve"> </w:t>
+      </w:r>
+      <w:r>
+        <w:t xml:space="preserve">50% </w:t>
+      </w:r>
+      <w:proofErr w:type="spellStart"/>
+      <w:r>
+        <w:t>reporte</w:t>
+      </w:r>
+      <w:proofErr w:type="spellEnd"/>
+      <w:r>
+        <w:t xml:space="preserve">, 50% </w:t>
+      </w:r>
+      <w:proofErr w:type="spellStart"/>
+      <w:r>
+        <w:t>presentación</w:t>
+      </w:r>
+      <w:proofErr w:type="spellEnd"/>
+      <w:r>
+        <w:t xml:space="preserve"> </w:t>
+      </w:r>
+    </w:p>
     <w:sectPr>
       <w:pgSz w:w="15840" w:h="12240" w:orient="landscape"/>
       <w:pgMar w:top="1440" w:right="1440" w:bottom="1440" w:left="1440" w:header="720" w:footer="720" w:gutter="0"/>
@@ -922,6 +1256,451 @@
     </w:sectPr>
   </w:body>
 </w:document>
+</file>
+
+<file path=word/numbering.xml><?xml version="1.0" encoding="utf-8"?>
+<w:numbering xmlns:wpc="http://schemas.microsoft.com/office/word/2010/wordprocessingCanvas" xmlns:cx="http://schemas.microsoft.com/office/drawing/2014/chartex" xmlns:cx1="http://schemas.microsoft.com/office/drawing/2015/9/8/chartex" xmlns:cx2="http://schemas.microsoft.com/office/drawing/2015/10/21/chartex" xmlns:cx3="http://schemas.microsoft.com/office/drawing/2016/5/9/chartex" xmlns:cx4="http://schemas.microsoft.com/office/drawing/2016/5/10/chartex" xmlns:cx5="http://schemas.microsoft.com/office/drawing/2016/5/11/chartex" xmlns:cx6="http://schemas.microsoft.com/office/drawing/2016/5/12/chartex" xmlns:cx7="http://schemas.microsoft.com/office/drawing/2016/5/13/chartex" xmlns:cx8="http://schemas.microsoft.com/office/drawing/2016/5/14/chartex" xmlns:mc="http://schemas.openxmlformats.org/markup-compatibility/2006" xmlns:aink="http://schemas.microsoft.com/office/drawing/2016/ink" xmlns:am3d="http://schemas.microsoft.com/office/drawing/2017/model3d" xmlns:o="urn:schemas-microsoft-com:office:office" xmlns:oel="http://schemas.microsoft.com/office/2019/extlst" xmlns:r="http://schemas.openxmlformats.org/officeDocument/2006/relationships" xmlns:m="http://schemas.openxmlformats.org/officeDocument/2006/math" xmlns:v="urn:schemas-microsoft-com:vml" xmlns:wp14="http://schemas.microsoft.com/office/word/2010/wordprocessingDrawing" xmlns:wp="http://schemas.openxmlformats.org/drawingml/2006/wordprocessingDrawing" xmlns:w10="urn:schemas-microsoft-com:office:word" xmlns:w="http://schemas.openxmlformats.org/wordprocessingml/2006/main" xmlns:w14="http://schemas.microsoft.com/office/word/2010/wordml" xmlns:w15="http://schemas.microsoft.com/office/word/2012/wordml" xmlns:w16cex="http://schemas.microsoft.com/office/word/2018/wordml/cex" xmlns:w16cid="http://schemas.microsoft.com/office/word/2016/wordml/cid" xmlns:w16="http://schemas.microsoft.com/office/word/2018/wordml" xmlns:w16du="http://schemas.microsoft.com/office/word/2023/wordml/word16du" xmlns:w16sdtdh="http://schemas.microsoft.com/office/word/2020/wordml/sdtdatahash" xmlns:w16sdtfl="http://schemas.microsoft.com/office/word/2024/wordml/sdtformatlock" xmlns:w16se="http://schemas.microsoft.com/office/word/2015/wordml/symex" xmlns:wpg="http://schemas.microsoft.com/office/word/2010/wordprocessingGroup" xmlns:wpi="http://schemas.microsoft.com/office/word/2010/wordprocessingInk" xmlns:wne="http://schemas.microsoft.com/office/word/2006/wordml" xmlns:wps="http://schemas.microsoft.com/office/word/2010/wordprocessingShape" mc:Ignorable="w14 w15 w16se w16cid w16 w16cex w16sdtdh w16sdtfl w16du wp14">
+  <w:abstractNum w:abstractNumId="0" w15:restartNumberingAfterBreak="0">
+    <w:nsid w:val="000C04B2"/>
+    <w:multiLevelType w:val="hybridMultilevel"/>
+    <w:tmpl w:val="BD20F80E"/>
+    <w:lvl w:ilvl="0" w:tplc="04090001">
+      <w:start w:val="1"/>
+      <w:numFmt w:val="bullet"/>
+      <w:lvlText w:val=""/>
+      <w:lvlJc w:val="left"/>
+      <w:pPr>
+        <w:ind w:left="720" w:hanging="360"/>
+      </w:pPr>
+      <w:rPr>
+        <w:rFonts w:ascii="Symbol" w:hAnsi="Symbol" w:hint="default"/>
+      </w:rPr>
+    </w:lvl>
+    <w:lvl w:ilvl="1" w:tplc="04090003" w:tentative="1">
+      <w:start w:val="1"/>
+      <w:numFmt w:val="bullet"/>
+      <w:lvlText w:val="o"/>
+      <w:lvlJc w:val="left"/>
+      <w:pPr>
+        <w:ind w:left="1440" w:hanging="360"/>
+      </w:pPr>
+      <w:rPr>
+        <w:rFonts w:ascii="Courier New" w:hAnsi="Courier New" w:cs="Courier New" w:hint="default"/>
+      </w:rPr>
+    </w:lvl>
+    <w:lvl w:ilvl="2" w:tplc="04090005" w:tentative="1">
+      <w:start w:val="1"/>
+      <w:numFmt w:val="bullet"/>
+      <w:lvlText w:val=""/>
+      <w:lvlJc w:val="left"/>
+      <w:pPr>
+        <w:ind w:left="2160" w:hanging="360"/>
+      </w:pPr>
+      <w:rPr>
+        <w:rFonts w:ascii="Wingdings" w:hAnsi="Wingdings" w:hint="default"/>
+      </w:rPr>
+    </w:lvl>
+    <w:lvl w:ilvl="3" w:tplc="04090001" w:tentative="1">
+      <w:start w:val="1"/>
+      <w:numFmt w:val="bullet"/>
+      <w:lvlText w:val=""/>
+      <w:lvlJc w:val="left"/>
+      <w:pPr>
+        <w:ind w:left="2880" w:hanging="360"/>
+      </w:pPr>
+      <w:rPr>
+        <w:rFonts w:ascii="Symbol" w:hAnsi="Symbol" w:hint="default"/>
+      </w:rPr>
+    </w:lvl>
+    <w:lvl w:ilvl="4" w:tplc="04090003" w:tentative="1">
+      <w:start w:val="1"/>
+      <w:numFmt w:val="bullet"/>
+      <w:lvlText w:val="o"/>
+      <w:lvlJc w:val="left"/>
+      <w:pPr>
+        <w:ind w:left="3600" w:hanging="360"/>
+      </w:pPr>
+      <w:rPr>
+        <w:rFonts w:ascii="Courier New" w:hAnsi="Courier New" w:cs="Courier New" w:hint="default"/>
+      </w:rPr>
+    </w:lvl>
+    <w:lvl w:ilvl="5" w:tplc="04090005" w:tentative="1">
+      <w:start w:val="1"/>
+      <w:numFmt w:val="bullet"/>
+      <w:lvlText w:val=""/>
+      <w:lvlJc w:val="left"/>
+      <w:pPr>
+        <w:ind w:left="4320" w:hanging="360"/>
+      </w:pPr>
+      <w:rPr>
+        <w:rFonts w:ascii="Wingdings" w:hAnsi="Wingdings" w:hint="default"/>
+      </w:rPr>
+    </w:lvl>
+    <w:lvl w:ilvl="6" w:tplc="04090001" w:tentative="1">
+      <w:start w:val="1"/>
+      <w:numFmt w:val="bullet"/>
+      <w:lvlText w:val=""/>
+      <w:lvlJc w:val="left"/>
+      <w:pPr>
+        <w:ind w:left="5040" w:hanging="360"/>
+      </w:pPr>
+      <w:rPr>
+        <w:rFonts w:ascii="Symbol" w:hAnsi="Symbol" w:hint="default"/>
+      </w:rPr>
+    </w:lvl>
+    <w:lvl w:ilvl="7" w:tplc="04090003" w:tentative="1">
+      <w:start w:val="1"/>
+      <w:numFmt w:val="bullet"/>
+      <w:lvlText w:val="o"/>
+      <w:lvlJc w:val="left"/>
+      <w:pPr>
+        <w:ind w:left="5760" w:hanging="360"/>
+      </w:pPr>
+      <w:rPr>
+        <w:rFonts w:ascii="Courier New" w:hAnsi="Courier New" w:cs="Courier New" w:hint="default"/>
+      </w:rPr>
+    </w:lvl>
+    <w:lvl w:ilvl="8" w:tplc="04090005" w:tentative="1">
+      <w:start w:val="1"/>
+      <w:numFmt w:val="bullet"/>
+      <w:lvlText w:val=""/>
+      <w:lvlJc w:val="left"/>
+      <w:pPr>
+        <w:ind w:left="6480" w:hanging="360"/>
+      </w:pPr>
+      <w:rPr>
+        <w:rFonts w:ascii="Wingdings" w:hAnsi="Wingdings" w:hint="default"/>
+      </w:rPr>
+    </w:lvl>
+  </w:abstractNum>
+  <w:abstractNum w:abstractNumId="1" w15:restartNumberingAfterBreak="0">
+    <w:nsid w:val="11615FB9"/>
+    <w:multiLevelType w:val="hybridMultilevel"/>
+    <w:tmpl w:val="FD9015C2"/>
+    <w:lvl w:ilvl="0" w:tplc="04090001">
+      <w:start w:val="1"/>
+      <w:numFmt w:val="bullet"/>
+      <w:lvlText w:val=""/>
+      <w:lvlJc w:val="left"/>
+      <w:pPr>
+        <w:ind w:left="1080" w:hanging="360"/>
+      </w:pPr>
+      <w:rPr>
+        <w:rFonts w:ascii="Symbol" w:hAnsi="Symbol" w:hint="default"/>
+      </w:rPr>
+    </w:lvl>
+    <w:lvl w:ilvl="1" w:tplc="04090003" w:tentative="1">
+      <w:start w:val="1"/>
+      <w:numFmt w:val="bullet"/>
+      <w:lvlText w:val="o"/>
+      <w:lvlJc w:val="left"/>
+      <w:pPr>
+        <w:ind w:left="1800" w:hanging="360"/>
+      </w:pPr>
+      <w:rPr>
+        <w:rFonts w:ascii="Courier New" w:hAnsi="Courier New" w:cs="Courier New" w:hint="default"/>
+      </w:rPr>
+    </w:lvl>
+    <w:lvl w:ilvl="2" w:tplc="04090005" w:tentative="1">
+      <w:start w:val="1"/>
+      <w:numFmt w:val="bullet"/>
+      <w:lvlText w:val=""/>
+      <w:lvlJc w:val="left"/>
+      <w:pPr>
+        <w:ind w:left="2520" w:hanging="360"/>
+      </w:pPr>
+      <w:rPr>
+        <w:rFonts w:ascii="Wingdings" w:hAnsi="Wingdings" w:hint="default"/>
+      </w:rPr>
+    </w:lvl>
+    <w:lvl w:ilvl="3" w:tplc="04090001" w:tentative="1">
+      <w:start w:val="1"/>
+      <w:numFmt w:val="bullet"/>
+      <w:lvlText w:val=""/>
+      <w:lvlJc w:val="left"/>
+      <w:pPr>
+        <w:ind w:left="3240" w:hanging="360"/>
+      </w:pPr>
+      <w:rPr>
+        <w:rFonts w:ascii="Symbol" w:hAnsi="Symbol" w:hint="default"/>
+      </w:rPr>
+    </w:lvl>
+    <w:lvl w:ilvl="4" w:tplc="04090003" w:tentative="1">
+      <w:start w:val="1"/>
+      <w:numFmt w:val="bullet"/>
+      <w:lvlText w:val="o"/>
+      <w:lvlJc w:val="left"/>
+      <w:pPr>
+        <w:ind w:left="3960" w:hanging="360"/>
+      </w:pPr>
+      <w:rPr>
+        <w:rFonts w:ascii="Courier New" w:hAnsi="Courier New" w:cs="Courier New" w:hint="default"/>
+      </w:rPr>
+    </w:lvl>
+    <w:lvl w:ilvl="5" w:tplc="04090005" w:tentative="1">
+      <w:start w:val="1"/>
+      <w:numFmt w:val="bullet"/>
+      <w:lvlText w:val=""/>
+      <w:lvlJc w:val="left"/>
+      <w:pPr>
+        <w:ind w:left="4680" w:hanging="360"/>
+      </w:pPr>
+      <w:rPr>
+        <w:rFonts w:ascii="Wingdings" w:hAnsi="Wingdings" w:hint="default"/>
+      </w:rPr>
+    </w:lvl>
+    <w:lvl w:ilvl="6" w:tplc="04090001" w:tentative="1">
+      <w:start w:val="1"/>
+      <w:numFmt w:val="bullet"/>
+      <w:lvlText w:val=""/>
+      <w:lvlJc w:val="left"/>
+      <w:pPr>
+        <w:ind w:left="5400" w:hanging="360"/>
+      </w:pPr>
+      <w:rPr>
+        <w:rFonts w:ascii="Symbol" w:hAnsi="Symbol" w:hint="default"/>
+      </w:rPr>
+    </w:lvl>
+    <w:lvl w:ilvl="7" w:tplc="04090003" w:tentative="1">
+      <w:start w:val="1"/>
+      <w:numFmt w:val="bullet"/>
+      <w:lvlText w:val="o"/>
+      <w:lvlJc w:val="left"/>
+      <w:pPr>
+        <w:ind w:left="6120" w:hanging="360"/>
+      </w:pPr>
+      <w:rPr>
+        <w:rFonts w:ascii="Courier New" w:hAnsi="Courier New" w:cs="Courier New" w:hint="default"/>
+      </w:rPr>
+    </w:lvl>
+    <w:lvl w:ilvl="8" w:tplc="04090005" w:tentative="1">
+      <w:start w:val="1"/>
+      <w:numFmt w:val="bullet"/>
+      <w:lvlText w:val=""/>
+      <w:lvlJc w:val="left"/>
+      <w:pPr>
+        <w:ind w:left="6840" w:hanging="360"/>
+      </w:pPr>
+      <w:rPr>
+        <w:rFonts w:ascii="Wingdings" w:hAnsi="Wingdings" w:hint="default"/>
+      </w:rPr>
+    </w:lvl>
+  </w:abstractNum>
+  <w:abstractNum w:abstractNumId="2" w15:restartNumberingAfterBreak="0">
+    <w:nsid w:val="294D3830"/>
+    <w:multiLevelType w:val="hybridMultilevel"/>
+    <w:tmpl w:val="91DAEBA6"/>
+    <w:lvl w:ilvl="0" w:tplc="29BC86A2">
+      <w:start w:val="1"/>
+      <w:numFmt w:val="decimal"/>
+      <w:lvlText w:val="%1."/>
+      <w:lvlJc w:val="left"/>
+      <w:pPr>
+        <w:ind w:left="460" w:hanging="360"/>
+      </w:pPr>
+      <w:rPr>
+        <w:rFonts w:hint="default"/>
+      </w:rPr>
+    </w:lvl>
+    <w:lvl w:ilvl="1" w:tplc="04090019" w:tentative="1">
+      <w:start w:val="1"/>
+      <w:numFmt w:val="lowerLetter"/>
+      <w:lvlText w:val="%2."/>
+      <w:lvlJc w:val="left"/>
+      <w:pPr>
+        <w:ind w:left="1180" w:hanging="360"/>
+      </w:pPr>
+    </w:lvl>
+    <w:lvl w:ilvl="2" w:tplc="0409001B" w:tentative="1">
+      <w:start w:val="1"/>
+      <w:numFmt w:val="lowerRoman"/>
+      <w:lvlText w:val="%3."/>
+      <w:lvlJc w:val="right"/>
+      <w:pPr>
+        <w:ind w:left="1900" w:hanging="180"/>
+      </w:pPr>
+    </w:lvl>
+    <w:lvl w:ilvl="3" w:tplc="0409000F" w:tentative="1">
+      <w:start w:val="1"/>
+      <w:numFmt w:val="decimal"/>
+      <w:lvlText w:val="%4."/>
+      <w:lvlJc w:val="left"/>
+      <w:pPr>
+        <w:ind w:left="2620" w:hanging="360"/>
+      </w:pPr>
+    </w:lvl>
+    <w:lvl w:ilvl="4" w:tplc="04090019" w:tentative="1">
+      <w:start w:val="1"/>
+      <w:numFmt w:val="lowerLetter"/>
+      <w:lvlText w:val="%5."/>
+      <w:lvlJc w:val="left"/>
+      <w:pPr>
+        <w:ind w:left="3340" w:hanging="360"/>
+      </w:pPr>
+    </w:lvl>
+    <w:lvl w:ilvl="5" w:tplc="0409001B" w:tentative="1">
+      <w:start w:val="1"/>
+      <w:numFmt w:val="lowerRoman"/>
+      <w:lvlText w:val="%6."/>
+      <w:lvlJc w:val="right"/>
+      <w:pPr>
+        <w:ind w:left="4060" w:hanging="180"/>
+      </w:pPr>
+    </w:lvl>
+    <w:lvl w:ilvl="6" w:tplc="0409000F" w:tentative="1">
+      <w:start w:val="1"/>
+      <w:numFmt w:val="decimal"/>
+      <w:lvlText w:val="%7."/>
+      <w:lvlJc w:val="left"/>
+      <w:pPr>
+        <w:ind w:left="4780" w:hanging="360"/>
+      </w:pPr>
+    </w:lvl>
+    <w:lvl w:ilvl="7" w:tplc="04090019" w:tentative="1">
+      <w:start w:val="1"/>
+      <w:numFmt w:val="lowerLetter"/>
+      <w:lvlText w:val="%8."/>
+      <w:lvlJc w:val="left"/>
+      <w:pPr>
+        <w:ind w:left="5500" w:hanging="360"/>
+      </w:pPr>
+    </w:lvl>
+    <w:lvl w:ilvl="8" w:tplc="0409001B" w:tentative="1">
+      <w:start w:val="1"/>
+      <w:numFmt w:val="lowerRoman"/>
+      <w:lvlText w:val="%9."/>
+      <w:lvlJc w:val="right"/>
+      <w:pPr>
+        <w:ind w:left="6220" w:hanging="180"/>
+      </w:pPr>
+    </w:lvl>
+  </w:abstractNum>
+  <w:abstractNum w:abstractNumId="3" w15:restartNumberingAfterBreak="0">
+    <w:nsid w:val="72E47510"/>
+    <w:multiLevelType w:val="hybridMultilevel"/>
+    <w:tmpl w:val="8730AC54"/>
+    <w:lvl w:ilvl="0" w:tplc="04090001">
+      <w:start w:val="1"/>
+      <w:numFmt w:val="bullet"/>
+      <w:lvlText w:val=""/>
+      <w:lvlJc w:val="left"/>
+      <w:pPr>
+        <w:ind w:left="720" w:hanging="360"/>
+      </w:pPr>
+      <w:rPr>
+        <w:rFonts w:ascii="Symbol" w:hAnsi="Symbol" w:hint="default"/>
+      </w:rPr>
+    </w:lvl>
+    <w:lvl w:ilvl="1" w:tplc="04090001">
+      <w:start w:val="1"/>
+      <w:numFmt w:val="bullet"/>
+      <w:lvlText w:val=""/>
+      <w:lvlJc w:val="left"/>
+      <w:pPr>
+        <w:ind w:left="1440" w:hanging="360"/>
+      </w:pPr>
+      <w:rPr>
+        <w:rFonts w:ascii="Symbol" w:hAnsi="Symbol" w:hint="default"/>
+      </w:rPr>
+    </w:lvl>
+    <w:lvl w:ilvl="2" w:tplc="EDCEB512">
+      <w:start w:val="1"/>
+      <w:numFmt w:val="bullet"/>
+      <w:lvlText w:val="-"/>
+      <w:lvlJc w:val="left"/>
+      <w:pPr>
+        <w:ind w:left="2160" w:hanging="360"/>
+      </w:pPr>
+      <w:rPr>
+        <w:rFonts w:ascii="Aptos" w:eastAsiaTheme="minorHAnsi" w:hAnsi="Aptos" w:cstheme="minorBidi" w:hint="default"/>
+      </w:rPr>
+    </w:lvl>
+    <w:lvl w:ilvl="3" w:tplc="04090001" w:tentative="1">
+      <w:start w:val="1"/>
+      <w:numFmt w:val="bullet"/>
+      <w:lvlText w:val=""/>
+      <w:lvlJc w:val="left"/>
+      <w:pPr>
+        <w:ind w:left="2880" w:hanging="360"/>
+      </w:pPr>
+      <w:rPr>
+        <w:rFonts w:ascii="Symbol" w:hAnsi="Symbol" w:hint="default"/>
+      </w:rPr>
+    </w:lvl>
+    <w:lvl w:ilvl="4" w:tplc="04090003" w:tentative="1">
+      <w:start w:val="1"/>
+      <w:numFmt w:val="bullet"/>
+      <w:lvlText w:val="o"/>
+      <w:lvlJc w:val="left"/>
+      <w:pPr>
+        <w:ind w:left="3600" w:hanging="360"/>
+      </w:pPr>
+      <w:rPr>
+        <w:rFonts w:ascii="Courier New" w:hAnsi="Courier New" w:cs="Courier New" w:hint="default"/>
+      </w:rPr>
+    </w:lvl>
+    <w:lvl w:ilvl="5" w:tplc="04090005" w:tentative="1">
+      <w:start w:val="1"/>
+      <w:numFmt w:val="bullet"/>
+      <w:lvlText w:val=""/>
+      <w:lvlJc w:val="left"/>
+      <w:pPr>
+        <w:ind w:left="4320" w:hanging="360"/>
+      </w:pPr>
+      <w:rPr>
+        <w:rFonts w:ascii="Wingdings" w:hAnsi="Wingdings" w:hint="default"/>
+      </w:rPr>
+    </w:lvl>
+    <w:lvl w:ilvl="6" w:tplc="04090001" w:tentative="1">
+      <w:start w:val="1"/>
+      <w:numFmt w:val="bullet"/>
+      <w:lvlText w:val=""/>
+      <w:lvlJc w:val="left"/>
+      <w:pPr>
+        <w:ind w:left="5040" w:hanging="360"/>
+      </w:pPr>
+      <w:rPr>
+        <w:rFonts w:ascii="Symbol" w:hAnsi="Symbol" w:hint="default"/>
+      </w:rPr>
+    </w:lvl>
+    <w:lvl w:ilvl="7" w:tplc="04090003" w:tentative="1">
+      <w:start w:val="1"/>
+      <w:numFmt w:val="bullet"/>
+      <w:lvlText w:val="o"/>
+      <w:lvlJc w:val="left"/>
+      <w:pPr>
+        <w:ind w:left="5760" w:hanging="360"/>
+      </w:pPr>
+      <w:rPr>
+        <w:rFonts w:ascii="Courier New" w:hAnsi="Courier New" w:cs="Courier New" w:hint="default"/>
+      </w:rPr>
+    </w:lvl>
+    <w:lvl w:ilvl="8" w:tplc="04090005" w:tentative="1">
+      <w:start w:val="1"/>
+      <w:numFmt w:val="bullet"/>
+      <w:lvlText w:val=""/>
+      <w:lvlJc w:val="left"/>
+      <w:pPr>
+        <w:ind w:left="6480" w:hanging="360"/>
+      </w:pPr>
+      <w:rPr>
+        <w:rFonts w:ascii="Wingdings" w:hAnsi="Wingdings" w:hint="default"/>
+      </w:rPr>
+    </w:lvl>
+  </w:abstractNum>
+  <w:num w:numId="1" w16cid:durableId="907348404">
+    <w:abstractNumId w:val="0"/>
+  </w:num>
+  <w:num w:numId="2" w16cid:durableId="393356494">
+    <w:abstractNumId w:val="3"/>
+  </w:num>
+  <w:num w:numId="3" w16cid:durableId="1231117565">
+    <w:abstractNumId w:val="2"/>
+  </w:num>
+  <w:num w:numId="4" w16cid:durableId="445000646">
+    <w:abstractNumId w:val="1"/>
+  </w:num>
+</w:numbering>
 </file>
 
 <file path=word/styles.xml><?xml version="1.0" encoding="utf-8"?>
